--- a/docs/br/Capitulo_III_Diagnostico_Empirico_PT-BR.docx
+++ b/docs/br/Capitulo_III_Diagnostico_Empirico_PT-BR.docx
@@ -652,7 +652,7 @@
           <w:color w:val="202020"/>
           <w:sz w:val="22"/>
         </w:rPr>
-        <w:t>O resultado e inequivoco. Apenas no compute operacional, os Estados Unidos concentram 76,9 por cento da capacidade global em H100-equivalentes, a China detem 12,8 por cento, e a UE(13) representa 4,4 por cento. Os paises restantes somam aproximadamente 6 por cento. A razao operacional EUA/UE em H100-equivalentes e portanto 17,6:1, uma diferenca de magnitude consideravel que se ampliou ligeiramente desde o snapshot GeoCoded/Sanchez de maio de 2025 (74,5 / 14,1 / 4,8 por cento).[12]</w:t>
+        <w:t>O resultado e inequivoco. Apenas no compute operacional, os Estados Unidos concentram 78,9 por cento da capacidade global em H100-equivalentes, a China detem 12,8 por cento, e a UE(13) representa 4,4 por cento. Os paises restantes somam aproximadamente 6 por cento. A razao operacional EUA/UE em H100-equivalentes e portanto 17,6:1, uma diferenca de magnitude consideravel que se ampliou ligeiramente desde o snapshot GeoCoded/Sanchez de maio de 2025 (74,5 / 14,1 / 4,8 por cento).[12]</w:t>
       </w:r>
     </w:p>
     <w:p>
@@ -1057,7 +1057,7 @@
           <w:color w:val="202020"/>
           <w:sz w:val="22"/>
         </w:rPr>
-        <w:t>(2) Essa demanda esta estruturalmente concentrada nos Estados Unidos. O snapshot do painel de abril de 2026 quantifica a parcela dos EUA em 76,9 por cento do compute IA operacional em H100-equivalentes e em 49,9 por cento se incluidos os clusters anunciados; 45 por cento do consumo eletrico dos data centers; e mais de 80 por cento dos investimentos privados em IA de fronteira. A concentracao no compute operacional aumenta com o tempo.</w:t>
+        <w:t>(2) Essa demanda esta estruturalmente concentrada nos Estados Unidos. O snapshot do painel de abril de 2026 quantifica a parcela dos EUA em 78,9 por cento do compute IA operacional em H100-equivalentes e em 49,9 por cento se incluidos os clusters anunciados; 45 por cento do consumo eletrico dos data centers; e mais de 80 por cento dos investimentos privados em IA de fronteira. A concentracao no compute operacional aumenta com o tempo.</w:t>
       </w:r>
     </w:p>
     <w:p>
